--- a/Introduccion a la Ingenieria/Kit docente/Clase 6/Solucion Taller Clase 6 - Ficha del problema del proyecto.docx
+++ b/Introduccion a la Ingenieria/Kit docente/Clase 6/Solucion Taller Clase 6 - Ficha del problema del proyecto.docx
@@ -1244,7 +1244,7 @@
           <w:color w:val="4A4A49"/>
           <w:sz w:val="22"/>
         </w:rPr>
-        <w:t>La catalogación completa del acervo: no cabe en un semestre.</w:t>
+        <w:t>Catalogar todos los libros: no cabe en un semestre.</w:t>
       </w:r>
     </w:p>
     <w:p>
@@ -2063,7 +2063,7 @@
           <w:color w:val="4A4A49"/>
           <w:sz w:val="22"/>
         </w:rPr>
-        <w:t xml:space="preserve"> → Es un síntoma: la señal visible. Atacar el síntoma produce soluciones cosméticas. A quién le pasa qué, con qué consecuencia. Y la cifra.</w:t>
+        <w:t xml:space="preserve"> → Es un síntoma: la señal visible. Atacar el síntoma produce soluciones superficiales. A quién le pasa qué, con qué consecuencia. Y la cifra.</w:t>
       </w:r>
     </w:p>
     <w:p>
